--- a/drafts/pnas:ecolets/draftSep2025figures.docx
+++ b/drafts/pnas:ecolets/draftSep2025figures.docx
@@ -11,15 +11,103 @@
       <w:r>
         <w:rPr>
           <w:rFonts w:ascii="Times New Roman" w:hAnsi="Times New Roman" w:cs="Times New Roman"/>
+          <w:noProof/>
         </w:rPr>
-        <w:t>Figure 1: A</w:t>
-      </w:r>
-      <w:r>
+        <w:drawing>
+          <wp:inline distT="0" distB="0" distL="0" distR="0" wp14:anchorId="68171C3A" wp14:editId="36D15F6A">
+            <wp:extent cx="4937760" cy="8229600"/>
+            <wp:effectExtent l="0" t="0" r="2540" b="0"/>
+            <wp:docPr id="284944504" name="Picture 1" descr="A map of the state&#10;&#10;AI-generated content may be incorrect."/>
+            <wp:cNvGraphicFramePr>
+              <a:graphicFrameLocks xmlns:a="http://schemas.openxmlformats.org/drawingml/2006/main" noChangeAspect="1"/>
+            </wp:cNvGraphicFramePr>
+            <a:graphic xmlns:a="http://schemas.openxmlformats.org/drawingml/2006/main">
+              <a:graphicData uri="http://schemas.openxmlformats.org/drawingml/2006/picture">
+                <pic:pic xmlns:pic="http://schemas.openxmlformats.org/drawingml/2006/picture">
+                  <pic:nvPicPr>
+                    <pic:cNvPr id="284944504" name="Picture 1" descr="A map of the state&#10;&#10;AI-generated content may be incorrect."/>
+                    <pic:cNvPicPr/>
+                  </pic:nvPicPr>
+                  <pic:blipFill>
+                    <a:blip r:embed="rId4">
+                      <a:extLst>
+                        <a:ext uri="{28A0092B-C50C-407E-A947-70E740481C1C}">
+                          <a14:useLocalDpi xmlns:a14="http://schemas.microsoft.com/office/drawing/2010/main" val="0"/>
+                        </a:ext>
+                      </a:extLst>
+                    </a:blip>
+                    <a:stretch>
+                      <a:fillRect/>
+                    </a:stretch>
+                  </pic:blipFill>
+                  <pic:spPr>
+                    <a:xfrm>
+                      <a:off x="0" y="0"/>
+                      <a:ext cx="4937760" cy="8229600"/>
+                    </a:xfrm>
+                    <a:prstGeom prst="rect">
+                      <a:avLst/>
+                    </a:prstGeom>
+                  </pic:spPr>
+                </pic:pic>
+              </a:graphicData>
+            </a:graphic>
+          </wp:inline>
+        </w:drawing>
+      </w:r>
+    </w:p>
+    <w:p>
+      <w:pPr>
         <w:rPr>
           <w:rFonts w:ascii="Times New Roman" w:hAnsi="Times New Roman" w:cs="Times New Roman"/>
         </w:rPr>
-        <w:t xml:space="preserve"> MAP</w:t>
-      </w:r>
+      </w:pPr>
+    </w:p>
+    <w:p>
+      <w:pPr>
+        <w:rPr>
+          <w:rFonts w:ascii="Times New Roman" w:hAnsi="Times New Roman" w:cs="Times New Roman"/>
+        </w:rPr>
+      </w:pPr>
+    </w:p>
+    <w:p>
+      <w:pPr>
+        <w:rPr>
+          <w:rFonts w:ascii="Times New Roman" w:hAnsi="Times New Roman" w:cs="Times New Roman"/>
+        </w:rPr>
+      </w:pPr>
+      <w:r>
+        <w:rPr>
+          <w:rFonts w:ascii="Times New Roman" w:hAnsi="Times New Roman" w:cs="Times New Roman"/>
+        </w:rPr>
+        <w:t xml:space="preserve">Figure 1: </w:t>
+      </w:r>
+      <w:r>
+        <w:rPr>
+          <w:rFonts w:ascii="Times New Roman" w:hAnsi="Times New Roman" w:cs="Times New Roman"/>
+        </w:rPr>
+        <w:t>The full species range (a) for pinyon jays (pink region; data from eBird Status and Trends) with our study region indicated by darker borders (“US Southwest”, including Arizona, Colorado, New Mexico, and Utah). The range of two-needled pinyon (b) in our study region. Sampling density (c; in checklists km</w:t>
+      </w:r>
+      <w:r>
+        <w:rPr>
+          <w:rFonts w:ascii="Times New Roman" w:hAnsi="Times New Roman" w:cs="Times New Roman"/>
+          <w:vertAlign w:val="superscript"/>
+        </w:rPr>
+        <w:t>-2</w:t>
+      </w:r>
+      <w:r>
+        <w:rPr>
+          <w:rFonts w:ascii="Times New Roman" w:hAnsi="Times New Roman" w:cs="Times New Roman"/>
+        </w:rPr>
+        <w:t>) across all years of eBird data (2010-2022) after spatial and temporal subsampling and filtering checklists only to areas with two-needle pinyon basal area.</w:t>
+      </w:r>
+    </w:p>
+    <w:p>
+      <w:pPr>
+        <w:rPr>
+          <w:rFonts w:ascii="Times New Roman" w:hAnsi="Times New Roman" w:cs="Times New Roman"/>
+        </w:rPr>
+      </w:pPr>
     </w:p>
     <w:p>
       <w:pPr>
@@ -53,7 +141,7 @@
                     <pic:cNvPicPr/>
                   </pic:nvPicPr>
                   <pic:blipFill>
-                    <a:blip r:embed="rId4" cstate="print">
+                    <a:blip r:embed="rId5" cstate="print">
                       <a:extLst>
                         <a:ext uri="{28A0092B-C50C-407E-A947-70E740481C1C}">
                           <a14:useLocalDpi xmlns:a14="http://schemas.microsoft.com/office/drawing/2010/main" val="0"/>
@@ -124,7 +212,7 @@
                     <pic:cNvPicPr/>
                   </pic:nvPicPr>
                   <pic:blipFill>
-                    <a:blip r:embed="rId5" cstate="print">
+                    <a:blip r:embed="rId6" cstate="print">
                       <a:extLst>
                         <a:ext uri="{28A0092B-C50C-407E-A947-70E740481C1C}">
                           <a14:useLocalDpi xmlns:a14="http://schemas.microsoft.com/office/drawing/2010/main" val="0"/>
@@ -156,13 +244,7 @@
         <w:pStyle w:val="ImageCaption"/>
       </w:pPr>
       <w:r>
-        <w:t xml:space="preserve">Figure </w:t>
-      </w:r>
-      <w:r>
-        <w:t>3</w:t>
-      </w:r>
-      <w:r>
-        <w:t>: Covariate effects for all main covariates and their interactions with cones. All covariates were scaled and so their relative magnitudes of effect can be compared. All values represent posterior median and 95% Bayesian Credible Intervals and any covariate ranges that cross the dashed line at zero have no clear effect on pinyon jay abundance.</w:t>
+        <w:t>Figure 3: Covariate effects for all main covariates and their interactions with cones. All covariates were scaled and so their relative magnitudes of effect can be compared. All values represent posterior median and 95% Bayesian Credible Intervals and any covariate ranges that cross the dashed line at zero have no clear effect on pinyon jay abundance.</w:t>
       </w:r>
     </w:p>
     <w:p>
@@ -195,7 +277,7 @@
                     <pic:cNvPicPr/>
                   </pic:nvPicPr>
                   <pic:blipFill>
-                    <a:blip r:embed="rId6" cstate="print">
+                    <a:blip r:embed="rId7" cstate="print">
                       <a:extLst>
                         <a:ext uri="{28A0092B-C50C-407E-A947-70E740481C1C}">
                           <a14:useLocalDpi xmlns:a14="http://schemas.microsoft.com/office/drawing/2010/main" val="0"/>
@@ -228,13 +310,7 @@
       </w:pPr>
       <w:r>
         <w:lastRenderedPageBreak/>
-        <w:t xml:space="preserve">Figure </w:t>
-      </w:r>
-      <w:r>
-        <w:t>4</w:t>
-      </w:r>
-      <w:r>
-        <w:t xml:space="preserve">: Importance weights for the years considered for the relationship between pinyon jays and pinyon cone (seed) availability. Colored boxes indicate the three ecological hypotheses about the </w:t>
+        <w:t xml:space="preserve">Figure 4: Importance weights for the years considered for the relationship between pinyon jays and pinyon cone (seed) availability. Colored boxes indicate the three ecological hypotheses about the </w:t>
       </w:r>
       <w:proofErr w:type="gramStart"/>
       <w:r>
@@ -251,56 +327,60 @@
       </w:pPr>
     </w:p>
     <w:p/>
-    <w:p/>
+    <w:p>
+      <w:r>
+        <w:rPr>
+          <w:noProof/>
+        </w:rPr>
+        <w:drawing>
+          <wp:inline distT="0" distB="0" distL="0" distR="0" wp14:anchorId="1DBF222B" wp14:editId="4A69C015">
+            <wp:extent cx="5943600" cy="4572000"/>
+            <wp:effectExtent l="0" t="0" r="0" b="0"/>
+            <wp:docPr id="706659845" name="Picture 4" descr="A diagram of different temperature levels&#10;&#10;AI-generated content may be incorrect."/>
+            <wp:cNvGraphicFramePr>
+              <a:graphicFrameLocks xmlns:a="http://schemas.openxmlformats.org/drawingml/2006/main" noChangeAspect="1"/>
+            </wp:cNvGraphicFramePr>
+            <a:graphic xmlns:a="http://schemas.openxmlformats.org/drawingml/2006/main">
+              <a:graphicData uri="http://schemas.openxmlformats.org/drawingml/2006/picture">
+                <pic:pic xmlns:pic="http://schemas.openxmlformats.org/drawingml/2006/picture">
+                  <pic:nvPicPr>
+                    <pic:cNvPr id="706659845" name="Picture 4" descr="A diagram of different temperature levels&#10;&#10;AI-generated content may be incorrect."/>
+                    <pic:cNvPicPr/>
+                  </pic:nvPicPr>
+                  <pic:blipFill>
+                    <a:blip r:embed="rId8" cstate="print">
+                      <a:extLst>
+                        <a:ext uri="{28A0092B-C50C-407E-A947-70E740481C1C}">
+                          <a14:useLocalDpi xmlns:a14="http://schemas.microsoft.com/office/drawing/2010/main" val="0"/>
+                        </a:ext>
+                      </a:extLst>
+                    </a:blip>
+                    <a:stretch>
+                      <a:fillRect/>
+                    </a:stretch>
+                  </pic:blipFill>
+                  <pic:spPr>
+                    <a:xfrm>
+                      <a:off x="0" y="0"/>
+                      <a:ext cx="5943600" cy="4572000"/>
+                    </a:xfrm>
+                    <a:prstGeom prst="rect">
+                      <a:avLst/>
+                    </a:prstGeom>
+                  </pic:spPr>
+                </pic:pic>
+              </a:graphicData>
+            </a:graphic>
+          </wp:inline>
+        </w:drawing>
+      </w:r>
+    </w:p>
     <w:p>
       <w:pPr>
         <w:pStyle w:val="ImageCaption"/>
       </w:pPr>
-      <w:commentRangeStart w:id="0"/>
-      <w:commentRangeStart w:id="1"/>
-      <w:commentRangeStart w:id="2"/>
-      <w:commentRangeStart w:id="3"/>
-      <w:r>
-        <w:t xml:space="preserve">Figure </w:t>
-      </w:r>
-      <w:r>
-        <w:t>5</w:t>
-      </w:r>
-      <w:r>
-        <w:t xml:space="preserve">: </w:t>
-      </w:r>
-      <w:commentRangeEnd w:id="0"/>
-      <w:r>
-        <w:rPr>
-          <w:rStyle w:val="CommentReference"/>
-        </w:rPr>
-        <w:commentReference w:id="0"/>
-      </w:r>
-      <w:commentRangeEnd w:id="1"/>
-      <w:r>
-        <w:rPr>
-          <w:rStyle w:val="CommentReference"/>
-        </w:rPr>
-        <w:commentReference w:id="1"/>
-      </w:r>
-      <w:commentRangeEnd w:id="2"/>
-      <w:r>
-        <w:rPr>
-          <w:rStyle w:val="CommentReference"/>
-          <w:rFonts w:asciiTheme="minorHAnsi" w:hAnsiTheme="minorHAnsi"/>
-        </w:rPr>
-        <w:commentReference w:id="2"/>
-      </w:r>
-      <w:commentRangeEnd w:id="3"/>
-      <w:r>
-        <w:rPr>
-          <w:rStyle w:val="CommentReference"/>
-          <w:rFonts w:asciiTheme="minorHAnsi" w:hAnsiTheme="minorHAnsi"/>
-        </w:rPr>
-        <w:commentReference w:id="3"/>
-      </w:r>
-      <w:r>
-        <w:t xml:space="preserve">Interaction plots for the four covariates with significant interactive effects with cone (seed) availability, including: a) precipitation, b) maximum temperature, c) </w:t>
+      <w:r>
+        <w:t xml:space="preserve">Figure 5: Interaction plots for the four covariates with significant interactive effects with cone (seed) availability, including: a) precipitation, b) maximum temperature, c) </w:t>
       </w:r>
       <w:proofErr w:type="spellStart"/>
       <w:r>
@@ -308,7 +388,13 @@
       </w:r>
       <w:proofErr w:type="spellEnd"/>
       <w:r>
-        <w:t>, and d) pinyon basal area. Darker pink/red color corresponds to a greater number of birds in that combination of covariates. Black circles represent the distribution of the observed data. The predicted number of birds, lambda, is presented on the log scale to better highlight differences.</w:t>
+        <w:t>, and d) pinyon basal area. Darker pink/red color corresponds to a greater number of birds in that combination of covariates. Black circles represent</w:t>
+      </w:r>
+      <w:r>
+        <w:t xml:space="preserve"> a random sample of </w:t>
+      </w:r>
+      <w:r>
+        <w:t>the observed data.</w:t>
       </w:r>
     </w:p>
     <w:p/>
@@ -320,117 +406,6 @@
     </w:sectPr>
   </w:body>
 </w:document>
-</file>
-
-<file path=word/comments.xml><?xml version="1.0" encoding="utf-8"?>
-<w:comments xmlns:wpc="http://schemas.microsoft.com/office/word/2010/wordprocessingCanvas" xmlns:cx="http://schemas.microsoft.com/office/drawing/2014/chartex" xmlns:cx1="http://schemas.microsoft.com/office/drawing/2015/9/8/chartex" xmlns:cx2="http://schemas.microsoft.com/office/drawing/2015/10/21/chartex" xmlns:cx3="http://schemas.microsoft.com/office/drawing/2016/5/9/chartex" xmlns:cx4="http://schemas.microsoft.com/office/drawing/2016/5/10/chartex" xmlns:cx5="http://schemas.microsoft.com/office/drawing/2016/5/11/chartex" xmlns:cx6="http://schemas.microsoft.com/office/drawing/2016/5/12/chartex" xmlns:cx7="http://schemas.microsoft.com/office/drawing/2016/5/13/chartex" xmlns:cx8="http://schemas.microsoft.com/office/drawing/2016/5/14/chartex" xmlns:mc="http://schemas.openxmlformats.org/markup-compatibility/2006" xmlns:aink="http://schemas.microsoft.com/office/drawing/2016/ink" xmlns:am3d="http://schemas.microsoft.com/office/drawing/2017/model3d" xmlns:o="urn:schemas-microsoft-com:office:office" xmlns:oel="http://schemas.microsoft.com/office/2019/extlst" xmlns:r="http://schemas.openxmlformats.org/officeDocument/2006/relationships" xmlns:m="http://schemas.openxmlformats.org/officeDocument/2006/math" xmlns:v="urn:schemas-microsoft-com:vml" xmlns:wp14="http://schemas.microsoft.com/office/word/2010/wordprocessingDrawing" xmlns:wp="http://schemas.openxmlformats.org/drawingml/2006/wordprocessingDrawing" xmlns:w10="urn:schemas-microsoft-com:office:word" xmlns:w="http://schemas.openxmlformats.org/wordprocessingml/2006/main" xmlns:w14="http://schemas.microsoft.com/office/word/2010/wordml" xmlns:w15="http://schemas.microsoft.com/office/word/2012/wordml" xmlns:w16cex="http://schemas.microsoft.com/office/word/2018/wordml/cex" xmlns:w16cid="http://schemas.microsoft.com/office/word/2016/wordml/cid" xmlns:w16="http://schemas.microsoft.com/office/word/2018/wordml" xmlns:w16du="http://schemas.microsoft.com/office/word/2023/wordml/word16du" xmlns:w16sdtdh="http://schemas.microsoft.com/office/word/2020/wordml/sdtdatahash" xmlns:w16sdtfl="http://schemas.microsoft.com/office/word/2024/wordml/sdtformatlock" xmlns:w16se="http://schemas.microsoft.com/office/word/2015/wordml/symex" xmlns:wpg="http://schemas.microsoft.com/office/word/2010/wordprocessingGroup" xmlns:wpi="http://schemas.microsoft.com/office/word/2010/wordprocessingInk" xmlns:wne="http://schemas.microsoft.com/office/word/2006/wordml" xmlns:wps="http://schemas.microsoft.com/office/word/2010/wordprocessingShape" mc:Ignorable="w14 w15 w16se w16cid w16 w16cex w16sdtdh w16sdtfl w16du wp14">
-  <w:comment w:id="0" w:author="Ana Miller-ter Kuile" w:date="2025-07-16T14:12:00Z" w:initials="AM">
-    <w:p>
-      <w:r>
-        <w:rPr>
-          <w:rStyle w:val="CommentReference"/>
-        </w:rPr>
-        <w:annotationRef/>
-      </w:r>
-      <w:r>
-        <w:rPr>
-          <w:sz w:val="20"/>
-          <w:szCs w:val="20"/>
-        </w:rPr>
-        <w:t>Only suggestions would be to possibly multiply predictions so they are birds/ha so you don’t have the scientific notation and then add units in parentheses to the axes. (maybe also change axis ticks to be on the unscaled scale vs as it is now scaled)</w:t>
-      </w:r>
-    </w:p>
-  </w:comment>
-  <w:comment w:id="1" w:author="Kyle Christopher Rodman" w:date="2025-08-11T12:52:00Z" w:initials="KR">
-    <w:p>
-      <w:pPr>
-        <w:pStyle w:val="CommentText"/>
-      </w:pPr>
-      <w:r>
-        <w:rPr>
-          <w:rStyle w:val="CommentReference"/>
-        </w:rPr>
-        <w:annotationRef/>
-      </w:r>
-      <w:r>
-        <w:t>I think I still feel this way, looking at it again. With so many points, it might also be nice to use a subset of them or bump up the transparency. But I'm open to whatever you decide!</w:t>
-      </w:r>
-    </w:p>
-  </w:comment>
-  <w:comment w:id="2" w:author="Kiona Ogle" w:date="2025-08-22T16:51:00Z" w:initials="KO">
-    <w:p>
-      <w:pPr>
-        <w:pStyle w:val="CommentText"/>
-      </w:pPr>
-      <w:r>
-        <w:rPr>
-          <w:rStyle w:val="CommentReference"/>
-        </w:rPr>
-        <w:annotationRef/>
-      </w:r>
-      <w:r>
-        <w:t>Figure and text is too small.</w:t>
-      </w:r>
-    </w:p>
-  </w:comment>
-  <w:comment w:id="3" w:author="Kiona Ogle" w:date="2025-08-22T16:52:00Z" w:initials="KO">
-    <w:p>
-      <w:pPr>
-        <w:pStyle w:val="CommentText"/>
-      </w:pPr>
-      <w:r>
-        <w:rPr>
-          <w:rStyle w:val="CommentReference"/>
-        </w:rPr>
-        <w:annotationRef/>
-      </w:r>
-      <w:r>
-        <w:t>You only have 4 figures. I think you need a figure (fig 1) that is a map of the region (see comments in ms), and it might be nice to have a concluding / conceptual figure that summarizes the lead/lag relationships between jays and pinyon cones, the potential role of the “quicker” resources, etc.</w:t>
-      </w:r>
-    </w:p>
-  </w:comment>
-</w:comments>
-</file>
-
-<file path=word/commentsExtended.xml><?xml version="1.0" encoding="utf-8"?>
-<w15:commentsEx xmlns:wpc="http://schemas.microsoft.com/office/word/2010/wordprocessingCanvas" xmlns:cx="http://schemas.microsoft.com/office/drawing/2014/chartex" xmlns:cx1="http://schemas.microsoft.com/office/drawing/2015/9/8/chartex" xmlns:cx2="http://schemas.microsoft.com/office/drawing/2015/10/21/chartex" xmlns:cx3="http://schemas.microsoft.com/office/drawing/2016/5/9/chartex" xmlns:cx4="http://schemas.microsoft.com/office/drawing/2016/5/10/chartex" xmlns:cx5="http://schemas.microsoft.com/office/drawing/2016/5/11/chartex" xmlns:cx6="http://schemas.microsoft.com/office/drawing/2016/5/12/chartex" xmlns:cx7="http://schemas.microsoft.com/office/drawing/2016/5/13/chartex" xmlns:cx8="http://schemas.microsoft.com/office/drawing/2016/5/14/chartex" xmlns:mc="http://schemas.openxmlformats.org/markup-compatibility/2006" xmlns:aink="http://schemas.microsoft.com/office/drawing/2016/ink" xmlns:am3d="http://schemas.microsoft.com/office/drawing/2017/model3d" xmlns:o="urn:schemas-microsoft-com:office:office" xmlns:oel="http://schemas.microsoft.com/office/2019/extlst" xmlns:r="http://schemas.openxmlformats.org/officeDocument/2006/relationships" xmlns:m="http://schemas.openxmlformats.org/officeDocument/2006/math" xmlns:v="urn:schemas-microsoft-com:vml" xmlns:wp14="http://schemas.microsoft.com/office/word/2010/wordprocessingDrawing" xmlns:wp="http://schemas.openxmlformats.org/drawingml/2006/wordprocessingDrawing" xmlns:w10="urn:schemas-microsoft-com:office:word" xmlns:w="http://schemas.openxmlformats.org/wordprocessingml/2006/main" xmlns:w14="http://schemas.microsoft.com/office/word/2010/wordml" xmlns:w15="http://schemas.microsoft.com/office/word/2012/wordml" xmlns:w16cex="http://schemas.microsoft.com/office/word/2018/wordml/cex" xmlns:w16cid="http://schemas.microsoft.com/office/word/2016/wordml/cid" xmlns:w16="http://schemas.microsoft.com/office/word/2018/wordml" xmlns:w16du="http://schemas.microsoft.com/office/word/2023/wordml/word16du" xmlns:w16sdtdh="http://schemas.microsoft.com/office/word/2020/wordml/sdtdatahash" xmlns:w16sdtfl="http://schemas.microsoft.com/office/word/2024/wordml/sdtformatlock" xmlns:w16se="http://schemas.microsoft.com/office/word/2015/wordml/symex" xmlns:wpg="http://schemas.microsoft.com/office/word/2010/wordprocessingGroup" xmlns:wpi="http://schemas.microsoft.com/office/word/2010/wordprocessingInk" xmlns:wne="http://schemas.microsoft.com/office/word/2006/wordml" xmlns:wps="http://schemas.microsoft.com/office/word/2010/wordprocessingShape" mc:Ignorable="w14 w15 w16se w16cid w16 w16cex w16sdtdh w16sdtfl w16du wp14">
-  <w15:commentEx w15:paraId="35286B75" w15:done="0"/>
-  <w15:commentEx w15:paraId="6AAF2ACA" w15:paraIdParent="35286B75" w15:done="0"/>
-  <w15:commentEx w15:paraId="5D096591" w15:paraIdParent="35286B75" w15:done="0"/>
-  <w15:commentEx w15:paraId="4C8A51E1" w15:paraIdParent="35286B75" w15:done="0"/>
-</w15:commentsEx>
-</file>
-
-<file path=word/commentsExtensible.xml><?xml version="1.0" encoding="utf-8"?>
-<w16cex:commentsExtensible xmlns:wpc="http://schemas.microsoft.com/office/word/2010/wordprocessingCanvas" xmlns:cx="http://schemas.microsoft.com/office/drawing/2014/chartex" xmlns:cx1="http://schemas.microsoft.com/office/drawing/2015/9/8/chartex" xmlns:cx2="http://schemas.microsoft.com/office/drawing/2015/10/21/chartex" xmlns:cx3="http://schemas.microsoft.com/office/drawing/2016/5/9/chartex" xmlns:cx4="http://schemas.microsoft.com/office/drawing/2016/5/10/chartex" xmlns:cx5="http://schemas.microsoft.com/office/drawing/2016/5/11/chartex" xmlns:cx6="http://schemas.microsoft.com/office/drawing/2016/5/12/chartex" xmlns:cx7="http://schemas.microsoft.com/office/drawing/2016/5/13/chartex" xmlns:cx8="http://schemas.microsoft.com/office/drawing/2016/5/14/chartex" xmlns:cr="http://schemas.microsoft.com/office/comments/2020/reactions" xmlns:mc="http://schemas.openxmlformats.org/markup-compatibility/2006" xmlns:aink="http://schemas.microsoft.com/office/drawing/2016/ink" xmlns:am3d="http://schemas.microsoft.com/office/drawing/2017/model3d" xmlns:o="urn:schemas-microsoft-com:office:office" xmlns:oel="http://schemas.microsoft.com/office/2019/extlst" xmlns:r="http://schemas.openxmlformats.org/officeDocument/2006/relationships" xmlns:m="http://schemas.openxmlformats.org/officeDocument/2006/math" xmlns:v="urn:schemas-microsoft-com:vml" xmlns:wp14="http://schemas.microsoft.com/office/word/2010/wordprocessingDrawing" xmlns:wp="http://schemas.openxmlformats.org/drawingml/2006/wordprocessingDrawing" xmlns:w10="urn:schemas-microsoft-com:office:word" xmlns:w="http://schemas.openxmlformats.org/wordprocessingml/2006/main" xmlns:w14="http://schemas.microsoft.com/office/word/2010/wordml" xmlns:w15="http://schemas.microsoft.com/office/word/2012/wordml" xmlns:w16cex="http://schemas.microsoft.com/office/word/2018/wordml/cex" xmlns:w16cid="http://schemas.microsoft.com/office/word/2016/wordml/cid" xmlns:w16="http://schemas.microsoft.com/office/word/2018/wordml" xmlns:w16du="http://schemas.microsoft.com/office/word/2023/wordml/word16du" xmlns:w16sdtdh="http://schemas.microsoft.com/office/word/2020/wordml/sdtdatahash" xmlns:w16sdtfl="http://schemas.microsoft.com/office/word/2024/wordml/sdtformatlock" xmlns:w16se="http://schemas.microsoft.com/office/word/2015/wordml/symex" xmlns:wpg="http://schemas.microsoft.com/office/word/2010/wordprocessingGroup" xmlns:wpi="http://schemas.microsoft.com/office/word/2010/wordprocessingInk" xmlns:wne="http://schemas.microsoft.com/office/word/2006/wordml" xmlns:wps="http://schemas.microsoft.com/office/word/2010/wordprocessingShape" mc:Ignorable="w14 w15 w16se w16cid w16 w16cex w16sdtdh w16sdtfl cr w16du wp14">
-  <w16cex:commentExtensible w16cex:durableId="12F30DF0" w16cex:dateUtc="2025-07-16T21:12:00Z"/>
-  <w16cex:commentExtensible w16cex:durableId="748E7FED" w16cex:dateUtc="2025-08-11T19:52:00Z"/>
-  <w16cex:commentExtensible w16cex:durableId="0EBE691E" w16cex:dateUtc="2025-08-22T23:51:00Z"/>
-  <w16cex:commentExtensible w16cex:durableId="2ED8F19F" w16cex:dateUtc="2025-08-22T23:52:00Z"/>
-</w16cex:commentsExtensible>
-</file>
-
-<file path=word/commentsIds.xml><?xml version="1.0" encoding="utf-8"?>
-<w16cid:commentsIds xmlns:wpc="http://schemas.microsoft.com/office/word/2010/wordprocessingCanvas" xmlns:cx="http://schemas.microsoft.com/office/drawing/2014/chartex" xmlns:cx1="http://schemas.microsoft.com/office/drawing/2015/9/8/chartex" xmlns:cx2="http://schemas.microsoft.com/office/drawing/2015/10/21/chartex" xmlns:cx3="http://schemas.microsoft.com/office/drawing/2016/5/9/chartex" xmlns:cx4="http://schemas.microsoft.com/office/drawing/2016/5/10/chartex" xmlns:cx5="http://schemas.microsoft.com/office/drawing/2016/5/11/chartex" xmlns:cx6="http://schemas.microsoft.com/office/drawing/2016/5/12/chartex" xmlns:cx7="http://schemas.microsoft.com/office/drawing/2016/5/13/chartex" xmlns:cx8="http://schemas.microsoft.com/office/drawing/2016/5/14/chartex" xmlns:mc="http://schemas.openxmlformats.org/markup-compatibility/2006" xmlns:aink="http://schemas.microsoft.com/office/drawing/2016/ink" xmlns:am3d="http://schemas.microsoft.com/office/drawing/2017/model3d" xmlns:o="urn:schemas-microsoft-com:office:office" xmlns:oel="http://schemas.microsoft.com/office/2019/extlst" xmlns:r="http://schemas.openxmlformats.org/officeDocument/2006/relationships" xmlns:m="http://schemas.openxmlformats.org/officeDocument/2006/math" xmlns:v="urn:schemas-microsoft-com:vml" xmlns:wp14="http://schemas.microsoft.com/office/word/2010/wordprocessingDrawing" xmlns:wp="http://schemas.openxmlformats.org/drawingml/2006/wordprocessingDrawing" xmlns:w10="urn:schemas-microsoft-com:office:word" xmlns:w="http://schemas.openxmlformats.org/wordprocessingml/2006/main" xmlns:w14="http://schemas.microsoft.com/office/word/2010/wordml" xmlns:w15="http://schemas.microsoft.com/office/word/2012/wordml" xmlns:w16cex="http://schemas.microsoft.com/office/word/2018/wordml/cex" xmlns:w16cid="http://schemas.microsoft.com/office/word/2016/wordml/cid" xmlns:w16="http://schemas.microsoft.com/office/word/2018/wordml" xmlns:w16du="http://schemas.microsoft.com/office/word/2023/wordml/word16du" xmlns:w16sdtdh="http://schemas.microsoft.com/office/word/2020/wordml/sdtdatahash" xmlns:w16sdtfl="http://schemas.microsoft.com/office/word/2024/wordml/sdtformatlock" xmlns:w16se="http://schemas.microsoft.com/office/word/2015/wordml/symex" xmlns:wpg="http://schemas.microsoft.com/office/word/2010/wordprocessingGroup" xmlns:wpi="http://schemas.microsoft.com/office/word/2010/wordprocessingInk" xmlns:wne="http://schemas.microsoft.com/office/word/2006/wordml" xmlns:wps="http://schemas.microsoft.com/office/word/2010/wordprocessingShape" mc:Ignorable="w14 w15 w16se w16cid w16 w16cex w16sdtdh w16sdtfl w16du wp14">
-  <w16cid:commentId w16cid:paraId="35286B75" w16cid:durableId="12F30DF0"/>
-  <w16cid:commentId w16cid:paraId="6AAF2ACA" w16cid:durableId="748E7FED"/>
-  <w16cid:commentId w16cid:paraId="5D096591" w16cid:durableId="0EBE691E"/>
-  <w16cid:commentId w16cid:paraId="4C8A51E1" w16cid:durableId="2ED8F19F"/>
-</w16cid:commentsIds>
-</file>
-
-<file path=word/people.xml><?xml version="1.0" encoding="utf-8"?>
-<w15:people xmlns:wpc="http://schemas.microsoft.com/office/word/2010/wordprocessingCanvas" xmlns:cx="http://schemas.microsoft.com/office/drawing/2014/chartex" xmlns:cx1="http://schemas.microsoft.com/office/drawing/2015/9/8/chartex" xmlns:cx2="http://schemas.microsoft.com/office/drawing/2015/10/21/chartex" xmlns:cx3="http://schemas.microsoft.com/office/drawing/2016/5/9/chartex" xmlns:cx4="http://schemas.microsoft.com/office/drawing/2016/5/10/chartex" xmlns:cx5="http://schemas.microsoft.com/office/drawing/2016/5/11/chartex" xmlns:cx6="http://schemas.microsoft.com/office/drawing/2016/5/12/chartex" xmlns:cx7="http://schemas.microsoft.com/office/drawing/2016/5/13/chartex" xmlns:cx8="http://schemas.microsoft.com/office/drawing/2016/5/14/chartex" xmlns:mc="http://schemas.openxmlformats.org/markup-compatibility/2006" xmlns:aink="http://schemas.microsoft.com/office/drawing/2016/ink" xmlns:am3d="http://schemas.microsoft.com/office/drawing/2017/model3d" xmlns:o="urn:schemas-microsoft-com:office:office" xmlns:oel="http://schemas.microsoft.com/office/2019/extlst" xmlns:r="http://schemas.openxmlformats.org/officeDocument/2006/relationships" xmlns:m="http://schemas.openxmlformats.org/officeDocument/2006/math" xmlns:v="urn:schemas-microsoft-com:vml" xmlns:wp14="http://schemas.microsoft.com/office/word/2010/wordprocessingDrawing" xmlns:wp="http://schemas.openxmlformats.org/drawingml/2006/wordprocessingDrawing" xmlns:w10="urn:schemas-microsoft-com:office:word" xmlns:w="http://schemas.openxmlformats.org/wordprocessingml/2006/main" xmlns:w14="http://schemas.microsoft.com/office/word/2010/wordml" xmlns:w15="http://schemas.microsoft.com/office/word/2012/wordml" xmlns:w16cex="http://schemas.microsoft.com/office/word/2018/wordml/cex" xmlns:w16cid="http://schemas.microsoft.com/office/word/2016/wordml/cid" xmlns:w16="http://schemas.microsoft.com/office/word/2018/wordml" xmlns:w16du="http://schemas.microsoft.com/office/word/2023/wordml/word16du" xmlns:w16sdtdh="http://schemas.microsoft.com/office/word/2020/wordml/sdtdatahash" xmlns:w16sdtfl="http://schemas.microsoft.com/office/word/2024/wordml/sdtformatlock" xmlns:w16se="http://schemas.microsoft.com/office/word/2015/wordml/symex" xmlns:wpg="http://schemas.microsoft.com/office/word/2010/wordprocessingGroup" xmlns:wpi="http://schemas.microsoft.com/office/word/2010/wordprocessingInk" xmlns:wne="http://schemas.microsoft.com/office/word/2006/wordml" xmlns:wps="http://schemas.microsoft.com/office/word/2010/wordprocessingShape" mc:Ignorable="w14 w15 w16se w16cid w16 w16cex w16sdtdh w16sdtfl w16du wp14">
-  <w15:person w15:author="Ana Miller-ter Kuile">
-    <w15:presenceInfo w15:providerId="AD" w15:userId="S::Ana.Miller-ter-Kuile@nau.edu::f05f7ea4-c99a-402b-8c05-7689738ab6c0"/>
-  </w15:person>
-  <w15:person w15:author="Kyle Christopher Rodman">
-    <w15:presenceInfo w15:providerId="AD" w15:userId="S::Kyle.Rodman@nau.edu::eb4c0d42-db71-4cbe-95f9-6192ec5d81d2"/>
-  </w15:person>
-  <w15:person w15:author="Kiona Ogle">
-    <w15:presenceInfo w15:providerId="AD" w15:userId="S::Kiona.Ogle@nau.edu::38df18cf-0f00-4a01-bbff-aa9af4ea00e4"/>
-  </w15:person>
-</w15:people>
 </file>
 
 <file path=word/styles.xml><?xml version="1.0" encoding="utf-8"?>
